--- a/Практическая 5.docx
+++ b/Практическая 5.docx
@@ -4,10 +4,550 @@
   <w:body>
     <w:p>
       <w:pPr>
+        <w:jc w:val="center"/>
+        <w:rPr>
+          <w:rFonts w:ascii="Times New Roman" w:hAnsi="Times New Roman" w:cs="Times New Roman"/>
+          <w:sz w:val="28"/>
+          <w:szCs w:val="28"/>
+        </w:rPr>
+      </w:pPr>
+      <w:bookmarkStart w:id="0" w:name="_Toc152769765"/>
+      <w:r>
+        <w:rPr>
+          <w:rFonts w:ascii="Times New Roman" w:hAnsi="Times New Roman" w:cs="Times New Roman"/>
+          <w:sz w:val="28"/>
+          <w:szCs w:val="28"/>
+        </w:rPr>
+        <w:t>МИНИСТЕРСТВО ОБРАЗОВАНИЯ ИРКУТСКОЙ ОБЛАСТИ</w:t>
+      </w:r>
+    </w:p>
+    <w:p>
+      <w:pPr>
+        <w:jc w:val="center"/>
+        <w:rPr>
+          <w:rFonts w:ascii="Times New Roman" w:hAnsi="Times New Roman" w:cs="Times New Roman"/>
+          <w:sz w:val="28"/>
+          <w:szCs w:val="28"/>
+        </w:rPr>
+      </w:pPr>
+      <w:r>
+        <w:rPr>
+          <w:rFonts w:ascii="Times New Roman" w:hAnsi="Times New Roman" w:cs="Times New Roman"/>
+          <w:sz w:val="28"/>
+          <w:szCs w:val="28"/>
+        </w:rPr>
+        <w:t xml:space="preserve">Государственное бюджетное профессиональное образовательное учреждение  </w:t>
+      </w:r>
+    </w:p>
+    <w:p>
+      <w:pPr>
+        <w:jc w:val="center"/>
+        <w:rPr>
+          <w:rFonts w:ascii="Times New Roman" w:hAnsi="Times New Roman" w:cs="Times New Roman"/>
+          <w:sz w:val="28"/>
+          <w:szCs w:val="28"/>
+        </w:rPr>
+      </w:pPr>
+      <w:r>
+        <w:rPr>
+          <w:rFonts w:ascii="Times New Roman" w:hAnsi="Times New Roman" w:cs="Times New Roman"/>
+          <w:sz w:val="28"/>
+          <w:szCs w:val="28"/>
+        </w:rPr>
+        <w:t>Иркутской области</w:t>
+      </w:r>
+    </w:p>
+    <w:p>
+      <w:pPr>
+        <w:pBdr>
+          <w:bottom w:val="single" w:sz="4" w:space="1" w:color="auto"/>
+        </w:pBdr>
+        <w:jc w:val="center"/>
+        <w:rPr>
+          <w:rFonts w:ascii="Times New Roman" w:hAnsi="Times New Roman" w:cs="Times New Roman"/>
+          <w:caps/>
+          <w:sz w:val="28"/>
+          <w:szCs w:val="28"/>
+        </w:rPr>
+      </w:pPr>
+      <w:r>
+        <w:rPr>
+          <w:rFonts w:ascii="Times New Roman" w:hAnsi="Times New Roman" w:cs="Times New Roman"/>
+          <w:caps/>
+          <w:sz w:val="28"/>
+          <w:szCs w:val="28"/>
+        </w:rPr>
+        <w:t>«Ангарский промышленно-экономический техникум»</w:t>
+      </w:r>
+    </w:p>
+    <w:p>
+      <w:pPr>
+        <w:rPr>
+          <w:rFonts w:ascii="Times New Roman" w:hAnsi="Times New Roman" w:cs="Times New Roman"/>
+          <w:b/>
+          <w:sz w:val="28"/>
+          <w:szCs w:val="28"/>
+        </w:rPr>
+      </w:pPr>
+    </w:p>
+    <w:p>
+      <w:pPr>
+        <w:jc w:val="center"/>
+        <w:rPr>
+          <w:rFonts w:ascii="Times New Roman" w:hAnsi="Times New Roman" w:cs="Times New Roman"/>
+          <w:b/>
+          <w:sz w:val="36"/>
+          <w:szCs w:val="28"/>
+        </w:rPr>
+      </w:pPr>
+      <w:r>
+        <w:rPr>
+          <w:rFonts w:ascii="Times New Roman" w:hAnsi="Times New Roman" w:cs="Times New Roman"/>
+          <w:b/>
+          <w:sz w:val="36"/>
+          <w:szCs w:val="28"/>
+        </w:rPr>
+        <w:t>О Т Ч Ё Т</w:t>
+      </w:r>
+    </w:p>
+    <w:p>
+      <w:pPr>
+        <w:jc w:val="center"/>
+        <w:rPr>
+          <w:rFonts w:ascii="Times New Roman" w:hAnsi="Times New Roman" w:cs="Times New Roman"/>
+          <w:sz w:val="28"/>
+          <w:szCs w:val="28"/>
+        </w:rPr>
+      </w:pPr>
+      <w:r>
+        <w:rPr>
+          <w:rFonts w:ascii="Times New Roman" w:hAnsi="Times New Roman" w:cs="Times New Roman"/>
+          <w:spacing w:val="20"/>
+          <w:sz w:val="28"/>
+          <w:szCs w:val="28"/>
+        </w:rPr>
+        <w:t>п</w:t>
+      </w:r>
+      <w:r>
+        <w:rPr>
+          <w:rFonts w:ascii="Times New Roman" w:hAnsi="Times New Roman" w:cs="Times New Roman"/>
+          <w:spacing w:val="20"/>
+          <w:sz w:val="28"/>
+          <w:szCs w:val="28"/>
+        </w:rPr>
+        <w:t>о</w:t>
+      </w:r>
+      <w:r>
+        <w:rPr>
+          <w:rFonts w:ascii="Times New Roman" w:hAnsi="Times New Roman" w:cs="Times New Roman"/>
+          <w:b/>
+          <w:spacing w:val="20"/>
+          <w:sz w:val="28"/>
+          <w:szCs w:val="28"/>
+        </w:rPr>
+        <w:t xml:space="preserve"> </w:t>
+      </w:r>
+      <w:r>
+        <w:rPr>
+          <w:rFonts w:ascii="Times New Roman" w:hAnsi="Times New Roman" w:cs="Times New Roman"/>
+          <w:sz w:val="28"/>
+          <w:szCs w:val="28"/>
+        </w:rPr>
+        <w:t xml:space="preserve">практической работе №5 </w:t>
+      </w:r>
+    </w:p>
+    <w:p>
+      <w:pPr>
+        <w:jc w:val="center"/>
+        <w:rPr>
+          <w:rFonts w:ascii="Times New Roman" w:hAnsi="Times New Roman" w:cs="Times New Roman"/>
+          <w:sz w:val="28"/>
+          <w:szCs w:val="28"/>
+        </w:rPr>
+      </w:pPr>
+      <w:r>
+        <w:rPr>
+          <w:rFonts w:ascii="Times New Roman" w:hAnsi="Times New Roman" w:cs="Times New Roman"/>
+          <w:sz w:val="28"/>
+          <w:szCs w:val="28"/>
+        </w:rPr>
+        <w:t>по МДК 04</w:t>
+      </w:r>
+      <w:r>
+        <w:rPr>
+          <w:rFonts w:ascii="Times New Roman" w:hAnsi="Times New Roman" w:cs="Times New Roman"/>
+          <w:sz w:val="28"/>
+          <w:szCs w:val="28"/>
+        </w:rPr>
+        <w:t>.01</w:t>
+      </w:r>
+      <w:r>
+        <w:rPr>
+          <w:rFonts w:ascii="Times New Roman" w:hAnsi="Times New Roman" w:cs="Times New Roman"/>
+          <w:sz w:val="28"/>
+          <w:szCs w:val="28"/>
+        </w:rPr>
+        <w:t xml:space="preserve">  «Внедрение и поддержка компьютерных систем</w:t>
+      </w:r>
+      <w:r>
+        <w:rPr>
+          <w:rFonts w:ascii="Times New Roman" w:hAnsi="Times New Roman" w:cs="Times New Roman"/>
+          <w:sz w:val="28"/>
+          <w:szCs w:val="28"/>
+        </w:rPr>
+        <w:t xml:space="preserve">» </w:t>
+      </w:r>
+    </w:p>
+    <w:p>
+      <w:pPr>
+        <w:jc w:val="center"/>
+        <w:rPr>
+          <w:rFonts w:ascii="Times New Roman" w:hAnsi="Times New Roman" w:cs="Times New Roman"/>
+          <w:sz w:val="28"/>
+          <w:szCs w:val="28"/>
+        </w:rPr>
+      </w:pPr>
+    </w:p>
+    <w:tbl>
+      <w:tblPr>
+        <w:tblW w:w="10188" w:type="dxa"/>
+        <w:tblInd w:w="-432" w:type="dxa"/>
+        <w:tblLook w:val="01E0" w:firstRow="1" w:lastRow="1" w:firstColumn="1" w:lastColumn="1" w:noHBand="0" w:noVBand="0"/>
+      </w:tblPr>
+      <w:tblGrid>
+        <w:gridCol w:w="2988"/>
+        <w:gridCol w:w="7200"/>
+      </w:tblGrid>
+      <w:tr>
+        <w:trPr>
+          <w:trHeight w:val="673"/>
+        </w:trPr>
+        <w:tc>
+          <w:tcPr>
+            <w:tcW w:w="2988" w:type="dxa"/>
+            <w:vAlign w:val="center"/>
+            <w:hideMark/>
+          </w:tcPr>
+          <w:p>
+            <w:pPr>
+              <w:jc w:val="right"/>
+              <w:rPr>
+                <w:rFonts w:ascii="Times New Roman" w:hAnsi="Times New Roman" w:cs="Times New Roman"/>
+                <w:sz w:val="28"/>
+                <w:szCs w:val="28"/>
+              </w:rPr>
+            </w:pPr>
+            <w:r>
+              <w:rPr>
+                <w:rFonts w:ascii="Times New Roman" w:hAnsi="Times New Roman" w:cs="Times New Roman"/>
+                <w:sz w:val="28"/>
+                <w:szCs w:val="28"/>
+              </w:rPr>
+              <w:t>по специальности:</w:t>
+            </w:r>
+          </w:p>
+        </w:tc>
+        <w:tc>
+          <w:tcPr>
+            <w:tcW w:w="7200" w:type="dxa"/>
+            <w:tcBorders>
+              <w:top w:val="nil"/>
+              <w:left w:val="nil"/>
+              <w:bottom w:val="single" w:sz="4" w:space="0" w:color="auto"/>
+              <w:right w:val="nil"/>
+            </w:tcBorders>
+            <w:hideMark/>
+          </w:tcPr>
+          <w:p>
+            <w:pPr>
+              <w:rPr>
+                <w:rFonts w:ascii="Times New Roman" w:hAnsi="Times New Roman" w:cs="Times New Roman"/>
+                <w:i/>
+                <w:sz w:val="28"/>
+                <w:szCs w:val="28"/>
+              </w:rPr>
+            </w:pPr>
+            <w:r>
+              <w:rPr>
+                <w:rFonts w:ascii="Times New Roman" w:hAnsi="Times New Roman" w:cs="Times New Roman"/>
+                <w:i/>
+                <w:sz w:val="28"/>
+                <w:szCs w:val="28"/>
+              </w:rPr>
+              <w:t>09.02.07 Информационные системы и программирование (классификация программист)</w:t>
+            </w:r>
+          </w:p>
+        </w:tc>
+      </w:tr>
+      <w:tr>
+        <w:trPr>
+          <w:trHeight w:val="336"/>
+        </w:trPr>
+        <w:tc>
+          <w:tcPr>
+            <w:tcW w:w="2988" w:type="dxa"/>
+            <w:vAlign w:val="center"/>
+            <w:hideMark/>
+          </w:tcPr>
+          <w:p>
+            <w:pPr>
+              <w:jc w:val="right"/>
+              <w:rPr>
+                <w:rFonts w:ascii="Times New Roman" w:hAnsi="Times New Roman" w:cs="Times New Roman"/>
+                <w:sz w:val="28"/>
+                <w:szCs w:val="28"/>
+              </w:rPr>
+            </w:pPr>
+            <w:r>
+              <w:rPr>
+                <w:rFonts w:ascii="Times New Roman" w:hAnsi="Times New Roman" w:cs="Times New Roman"/>
+                <w:sz w:val="28"/>
+                <w:szCs w:val="28"/>
+              </w:rPr>
+              <w:t>студента:</w:t>
+            </w:r>
+          </w:p>
+        </w:tc>
+        <w:tc>
+          <w:tcPr>
+            <w:tcW w:w="7200" w:type="dxa"/>
+            <w:tcBorders>
+              <w:top w:val="single" w:sz="4" w:space="0" w:color="auto"/>
+              <w:left w:val="nil"/>
+              <w:bottom w:val="single" w:sz="4" w:space="0" w:color="auto"/>
+              <w:right w:val="nil"/>
+            </w:tcBorders>
+            <w:hideMark/>
+          </w:tcPr>
+          <w:p>
+            <w:pPr>
+              <w:rPr>
+                <w:rFonts w:ascii="Times New Roman" w:hAnsi="Times New Roman" w:cs="Times New Roman"/>
+                <w:i/>
+                <w:sz w:val="28"/>
+                <w:szCs w:val="28"/>
+              </w:rPr>
+            </w:pPr>
+            <w:r>
+              <w:rPr>
+                <w:rFonts w:ascii="Times New Roman" w:hAnsi="Times New Roman" w:cs="Times New Roman"/>
+                <w:i/>
+                <w:sz w:val="28"/>
+                <w:szCs w:val="28"/>
+              </w:rPr>
+              <w:t>Бородин Алексей Юрьевич</w:t>
+            </w:r>
+          </w:p>
+        </w:tc>
+      </w:tr>
+      <w:tr>
+        <w:trPr>
+          <w:trHeight w:val="319"/>
+        </w:trPr>
+        <w:tc>
+          <w:tcPr>
+            <w:tcW w:w="2988" w:type="dxa"/>
+            <w:vAlign w:val="center"/>
+            <w:hideMark/>
+          </w:tcPr>
+          <w:p>
+            <w:pPr>
+              <w:jc w:val="right"/>
+              <w:rPr>
+                <w:rFonts w:ascii="Times New Roman" w:hAnsi="Times New Roman" w:cs="Times New Roman"/>
+                <w:sz w:val="28"/>
+                <w:szCs w:val="28"/>
+              </w:rPr>
+            </w:pPr>
+            <w:r>
+              <w:rPr>
+                <w:rFonts w:ascii="Times New Roman" w:hAnsi="Times New Roman" w:cs="Times New Roman"/>
+                <w:sz w:val="28"/>
+                <w:szCs w:val="28"/>
+              </w:rPr>
+              <w:t>группы:</w:t>
+            </w:r>
+          </w:p>
+        </w:tc>
+        <w:tc>
+          <w:tcPr>
+            <w:tcW w:w="7200" w:type="dxa"/>
+            <w:tcBorders>
+              <w:top w:val="single" w:sz="4" w:space="0" w:color="auto"/>
+              <w:left w:val="nil"/>
+              <w:bottom w:val="single" w:sz="4" w:space="0" w:color="auto"/>
+              <w:right w:val="nil"/>
+            </w:tcBorders>
+            <w:hideMark/>
+          </w:tcPr>
+          <w:p>
+            <w:pPr>
+              <w:ind w:left="72"/>
+              <w:rPr>
+                <w:rFonts w:ascii="Times New Roman" w:hAnsi="Times New Roman" w:cs="Times New Roman"/>
+                <w:i/>
+                <w:sz w:val="28"/>
+                <w:szCs w:val="28"/>
+              </w:rPr>
+            </w:pPr>
+            <w:r>
+              <w:rPr>
+                <w:rFonts w:ascii="Times New Roman" w:hAnsi="Times New Roman" w:cs="Times New Roman"/>
+                <w:i/>
+                <w:sz w:val="28"/>
+                <w:szCs w:val="28"/>
+              </w:rPr>
+              <w:t>ИСПП-5</w:t>
+            </w:r>
+          </w:p>
+        </w:tc>
+      </w:tr>
+    </w:tbl>
+    <w:p>
+      <w:pPr>
+        <w:tabs>
+          <w:tab w:val="left" w:pos="4560"/>
+        </w:tabs>
+        <w:rPr>
+          <w:rFonts w:ascii="Times New Roman" w:hAnsi="Times New Roman" w:cs="Times New Roman"/>
+          <w:sz w:val="28"/>
+          <w:szCs w:val="28"/>
+        </w:rPr>
+      </w:pPr>
+    </w:p>
+    <w:p>
+      <w:pPr>
+        <w:jc w:val="center"/>
+        <w:rPr>
+          <w:rFonts w:ascii="Times New Roman" w:hAnsi="Times New Roman" w:cs="Times New Roman"/>
+          <w:sz w:val="28"/>
+          <w:szCs w:val="28"/>
+        </w:rPr>
+      </w:pPr>
+    </w:p>
+    <w:p>
+      <w:pPr>
+        <w:rPr>
+          <w:rFonts w:ascii="Times New Roman" w:hAnsi="Times New Roman" w:cs="Times New Roman"/>
+          <w:sz w:val="28"/>
+          <w:szCs w:val="28"/>
+          <w:lang w:val="en-US"/>
+        </w:rPr>
+      </w:pPr>
+    </w:p>
+    <w:p>
+      <w:pPr>
+        <w:jc w:val="center"/>
+        <w:rPr>
+          <w:rFonts w:ascii="Times New Roman" w:hAnsi="Times New Roman" w:cs="Times New Roman"/>
+          <w:sz w:val="28"/>
+          <w:szCs w:val="28"/>
+        </w:rPr>
+      </w:pPr>
+    </w:p>
+    <w:p>
+      <w:pPr>
+        <w:rPr>
+          <w:rFonts w:ascii="Times New Roman" w:hAnsi="Times New Roman" w:cs="Times New Roman"/>
+          <w:sz w:val="28"/>
+          <w:szCs w:val="28"/>
+          <w:lang w:val="en-US"/>
+        </w:rPr>
+      </w:pPr>
+    </w:p>
+    <w:p>
+      <w:pPr>
+        <w:rPr>
+          <w:rFonts w:ascii="Times New Roman" w:hAnsi="Times New Roman" w:cs="Times New Roman"/>
+          <w:sz w:val="28"/>
+          <w:szCs w:val="28"/>
+        </w:rPr>
+      </w:pPr>
+    </w:p>
+    <w:p>
+      <w:pPr>
+        <w:rPr>
+          <w:rFonts w:ascii="Times New Roman" w:hAnsi="Times New Roman" w:cs="Times New Roman"/>
+          <w:sz w:val="28"/>
+          <w:szCs w:val="28"/>
+        </w:rPr>
+      </w:pPr>
+    </w:p>
+    <w:p>
+      <w:pPr>
+        <w:rPr>
+          <w:rFonts w:ascii="Times New Roman" w:hAnsi="Times New Roman" w:cs="Times New Roman"/>
+          <w:sz w:val="28"/>
+          <w:szCs w:val="28"/>
+        </w:rPr>
+      </w:pPr>
+    </w:p>
+    <w:p>
+      <w:pPr>
+        <w:rPr>
+          <w:rFonts w:ascii="Times New Roman" w:hAnsi="Times New Roman" w:cs="Times New Roman"/>
+          <w:sz w:val="28"/>
+          <w:szCs w:val="28"/>
+        </w:rPr>
+      </w:pPr>
+    </w:p>
+    <w:p>
+      <w:pPr>
+        <w:rPr>
+          <w:rFonts w:ascii="Times New Roman" w:hAnsi="Times New Roman" w:cs="Times New Roman"/>
+          <w:sz w:val="28"/>
+          <w:szCs w:val="28"/>
+        </w:rPr>
+      </w:pPr>
+    </w:p>
+    <w:p>
+      <w:pPr>
+        <w:rPr>
+          <w:rFonts w:ascii="Times New Roman" w:hAnsi="Times New Roman" w:cs="Times New Roman"/>
+          <w:sz w:val="28"/>
+          <w:szCs w:val="28"/>
+        </w:rPr>
+      </w:pPr>
+    </w:p>
+    <w:p>
+      <w:pPr>
+        <w:jc w:val="center"/>
+        <w:rPr>
+          <w:lang w:val="en-US"/>
+        </w:rPr>
+      </w:pPr>
+      <w:r>
+        <w:rPr>
+          <w:rFonts w:ascii="Times New Roman" w:hAnsi="Times New Roman" w:cs="Times New Roman"/>
+          <w:sz w:val="28"/>
+          <w:szCs w:val="28"/>
+        </w:rPr>
+        <w:t>Ангарск  202</w:t>
+      </w:r>
+      <w:r>
+        <w:rPr>
+          <w:rFonts w:ascii="Times New Roman" w:hAnsi="Times New Roman" w:cs="Times New Roman"/>
+          <w:sz w:val="28"/>
+          <w:szCs w:val="28"/>
+          <w:lang w:val="en-US"/>
+        </w:rPr>
+        <w:t>4</w:t>
+      </w:r>
+      <w:r>
+        <w:rPr>
+          <w:rFonts w:ascii="Times New Roman" w:hAnsi="Times New Roman" w:cs="Times New Roman"/>
+          <w:sz w:val="28"/>
+          <w:szCs w:val="28"/>
+        </w:rPr>
+        <w:t>г.</w:t>
+      </w:r>
+    </w:p>
+    <w:p>
+      <w:pPr>
         <w:pStyle w:val="1"/>
         <w:spacing w:before="120" w:after="120" w:line="360" w:lineRule="auto"/>
         <w:ind w:firstLine="709"/>
-        <w:jc w:val="both"/>
+        <w:jc w:val="center"/>
         <w:rPr>
           <w:rFonts w:ascii="Times New Roman" w:hAnsi="Times New Roman" w:cs="Times New Roman"/>
           <w:b w:val="0"/>
@@ -17,7 +557,6 @@
           <w:shd w:val="clear" w:color="auto" w:fill="FFFFFF"/>
         </w:rPr>
       </w:pPr>
-      <w:bookmarkStart w:id="0" w:name="_Toc152769765"/>
       <w:r>
         <w:rPr>
           <w:rFonts w:ascii="Times New Roman" w:hAnsi="Times New Roman" w:cs="Times New Roman"/>
@@ -27,7 +566,8 @@
           <w:szCs w:val="36"/>
           <w:shd w:val="clear" w:color="auto" w:fill="FFFFFF"/>
         </w:rPr>
-        <w:t xml:space="preserve">1 ЦЕЛЬ </w:t>
+        <w:lastRenderedPageBreak/>
+        <w:t>1 ЦЕЛЬ</w:t>
       </w:r>
       <w:bookmarkEnd w:id="0"/>
     </w:p>
@@ -212,7 +752,7 @@
       <w:pPr>
         <w:spacing w:after="0" w:line="360" w:lineRule="auto"/>
         <w:ind w:firstLine="709"/>
-        <w:jc w:val="both"/>
+        <w:jc w:val="center"/>
         <w:rPr>
           <w:rFonts w:ascii="Times New Roman" w:eastAsiaTheme="majorEastAsia" w:hAnsi="Times New Roman" w:cs="Times New Roman"/>
           <w:bCs/>
@@ -222,6 +762,7 @@
           <w:shd w:val="clear" w:color="auto" w:fill="FFFFFF"/>
         </w:rPr>
       </w:pPr>
+      <w:bookmarkStart w:id="2" w:name="_GoBack"/>
       <w:r>
         <w:rPr>
           <w:rFonts w:ascii="Times New Roman" w:eastAsiaTheme="majorEastAsia" w:hAnsi="Times New Roman" w:cs="Times New Roman"/>
@@ -234,6 +775,7 @@
         <w:t>2.Установка приложения</w:t>
       </w:r>
     </w:p>
+    <w:bookmarkEnd w:id="2"/>
     <w:p>
       <w:pPr>
         <w:spacing w:after="0" w:line="360" w:lineRule="auto"/>
@@ -406,6 +948,35 @@
     </w:p>
     <w:p>
       <w:pPr>
+        <w:rPr>
+          <w:rFonts w:ascii="Times New Roman" w:hAnsi="Times New Roman" w:cs="Times New Roman"/>
+          <w:sz w:val="28"/>
+          <w:szCs w:val="28"/>
+        </w:rPr>
+      </w:pPr>
+      <w:r>
+        <w:rPr>
+          <w:rFonts w:ascii="Times New Roman" w:hAnsi="Times New Roman" w:cs="Times New Roman"/>
+          <w:sz w:val="28"/>
+          <w:szCs w:val="28"/>
+        </w:rPr>
+        <w:br w:type="page"/>
+      </w:r>
+    </w:p>
+    <w:p>
+      <w:pPr>
+        <w:spacing w:after="0" w:line="360" w:lineRule="auto"/>
+        <w:ind w:firstLine="709"/>
+        <w:jc w:val="both"/>
+        <w:rPr>
+          <w:rFonts w:ascii="Times New Roman" w:hAnsi="Times New Roman" w:cs="Times New Roman"/>
+          <w:sz w:val="28"/>
+          <w:szCs w:val="28"/>
+        </w:rPr>
+      </w:pPr>
+    </w:p>
+    <w:p>
+      <w:pPr>
         <w:spacing w:after="0" w:line="360" w:lineRule="auto"/>
         <w:ind w:firstLine="709"/>
         <w:jc w:val="both"/>
@@ -555,41 +1126,76 @@
           <w:color w:val="000000" w:themeColor="text1"/>
           <w:sz w:val="28"/>
         </w:rPr>
+        <w:t>В любом случае оценка эффективности будет производиться заказчиком, исходя из вложенных в разработку средств и соответствия представленной информационной системы его ожиданиям.</w:t>
+      </w:r>
+    </w:p>
+    <w:p>
+      <w:pPr>
+        <w:pStyle w:val="a3"/>
+        <w:rPr>
+          <w:color w:val="000000" w:themeColor="text1"/>
+          <w:sz w:val="28"/>
+        </w:rPr>
+      </w:pPr>
+      <w:r>
+        <w:rPr>
+          <w:color w:val="000000" w:themeColor="text1"/>
+          <w:sz w:val="28"/>
+        </w:rPr>
+        <w:t>Под безопасностью, прежде всего, подразумевается свойство системы, в силу которого посторонние лица не имеют доступа к информационным ресурсам организации, кроме тех, которые для них предназначены.</w:t>
+      </w:r>
+    </w:p>
+    <w:p>
+      <w:pPr>
+        <w:pStyle w:val="a3"/>
+        <w:rPr>
+          <w:color w:val="000000" w:themeColor="text1"/>
+          <w:sz w:val="28"/>
+        </w:rPr>
+      </w:pPr>
+      <w:r>
+        <w:rPr>
+          <w:color w:val="000000" w:themeColor="text1"/>
+          <w:sz w:val="28"/>
+        </w:rPr>
+        <w:t xml:space="preserve">Защита информации от постороннего доступа обеспечивается управлением доступом к ресурсам системы, использованием современных </w:t>
+      </w:r>
+      <w:r>
+        <w:rPr>
+          <w:color w:val="000000" w:themeColor="text1"/>
+          <w:sz w:val="28"/>
+        </w:rPr>
         <w:lastRenderedPageBreak/>
-        <w:t>В любом случае оценка эффективности будет производиться заказчиком, исходя из вложенных в разработку средств и соответствия представленной информационной системы его ожиданиям.</w:t>
+        <w:t>программных средств защиты информации. В крупных организациях целесообразно создавать подразделения, основным направлением деятельности которых было бы обеспечение информационной безопасности, в менее крупных организациях назначать сотрудника, ответственного за данный участок работы.</w:t>
+      </w:r>
+    </w:p>
+    <w:p>
+      <w:pPr>
+        <w:rPr>
+          <w:rFonts w:ascii="Times New Roman" w:eastAsia="Times New Roman" w:hAnsi="Times New Roman" w:cs="Times New Roman"/>
+          <w:color w:val="000000" w:themeColor="text1"/>
+          <w:sz w:val="28"/>
+          <w:szCs w:val="24"/>
+          <w:lang w:eastAsia="ru-RU"/>
+        </w:rPr>
+      </w:pPr>
+      <w:r>
+        <w:rPr>
+          <w:color w:val="000000" w:themeColor="text1"/>
+          <w:sz w:val="28"/>
+        </w:rPr>
+        <w:br w:type="page"/>
       </w:r>
     </w:p>
     <w:p>
       <w:pPr>
         <w:pStyle w:val="a3"/>
-        <w:rPr>
-          <w:color w:val="000000" w:themeColor="text1"/>
-          <w:sz w:val="28"/>
-        </w:rPr>
-      </w:pPr>
-      <w:r>
-        <w:rPr>
-          <w:color w:val="000000" w:themeColor="text1"/>
-          <w:sz w:val="28"/>
-        </w:rPr>
-        <w:t>Под безопасностью, прежде всего, подразумевается свойство системы, в силу которого посторонние лица не имеют доступа к информационным ресурсам организации, кроме тех, которые для них предназначены.</w:t>
-      </w:r>
-    </w:p>
-    <w:p>
-      <w:pPr>
-        <w:pStyle w:val="a3"/>
-        <w:rPr>
-          <w:color w:val="000000" w:themeColor="text1"/>
-          <w:sz w:val="28"/>
-        </w:rPr>
-      </w:pPr>
-      <w:r>
-        <w:rPr>
-          <w:color w:val="000000" w:themeColor="text1"/>
-          <w:sz w:val="28"/>
-        </w:rPr>
-        <w:t>Защита информации от постороннего доступа обеспечивается управлением доступом к ресурсам системы, использованием современных программных средств защиты информации. В крупных организациях целесообразно создавать подразделения, основным направлением деятельности которых было бы обеспечение информационной безопасности, в менее крупных организациях назначать сотрудника, ответственного за данный участок работы.</w:t>
-      </w:r>
+        <w:ind w:firstLine="0"/>
+        <w:rPr>
+          <w:color w:val="000000" w:themeColor="text1"/>
+          <w:sz w:val="28"/>
+        </w:rPr>
+      </w:pPr>
     </w:p>
     <w:p>
       <w:pPr>
@@ -614,7 +1220,18 @@
           <w:szCs w:val="36"/>
           <w:shd w:val="clear" w:color="auto" w:fill="FFFFFF"/>
         </w:rPr>
-        <w:t>4.пособие для пользователей</w:t>
+        <w:t>4.П</w:t>
+      </w:r>
+      <w:r>
+        <w:rPr>
+          <w:rFonts w:ascii="Times New Roman" w:eastAsiaTheme="majorEastAsia" w:hAnsi="Times New Roman" w:cs="Times New Roman"/>
+          <w:bCs/>
+          <w:color w:val="000000" w:themeColor="text1"/>
+          <w:sz w:val="36"/>
+          <w:szCs w:val="36"/>
+          <w:shd w:val="clear" w:color="auto" w:fill="FFFFFF"/>
+        </w:rPr>
+        <w:t>особие для пользователей</w:t>
       </w:r>
     </w:p>
     <w:p>
@@ -652,7 +1269,7 @@
                     <pic:cNvPicPr/>
                   </pic:nvPicPr>
                   <pic:blipFill>
-                    <a:blip r:embed="rId6"/>
+                    <a:blip r:embed="rId7"/>
                     <a:stretch>
                       <a:fillRect/>
                     </a:stretch>
@@ -729,7 +1346,6 @@
           <w:noProof/>
           <w:lang w:eastAsia="ru-RU"/>
         </w:rPr>
-        <w:lastRenderedPageBreak/>
         <w:drawing>
           <wp:inline distT="0" distB="0" distL="0" distR="0" wp14:anchorId="5D3D309F" wp14:editId="1DF24857">
             <wp:extent cx="2628900" cy="3362325"/>
@@ -744,7 +1360,7 @@
                     <pic:cNvPicPr/>
                   </pic:nvPicPr>
                   <pic:blipFill>
-                    <a:blip r:embed="rId7"/>
+                    <a:blip r:embed="rId8"/>
                     <a:stretch>
                       <a:fillRect/>
                     </a:stretch>
@@ -854,6 +1470,7 @@
           <w:noProof/>
           <w:lang w:eastAsia="ru-RU"/>
         </w:rPr>
+        <w:lastRenderedPageBreak/>
         <w:drawing>
           <wp:inline distT="0" distB="0" distL="0" distR="0" wp14:anchorId="0BEF63FC" wp14:editId="743DB526">
             <wp:extent cx="5675630" cy="2221230"/>
@@ -868,7 +1485,7 @@
                     <pic:cNvPicPr/>
                   </pic:nvPicPr>
                   <pic:blipFill>
-                    <a:blip r:embed="rId8"/>
+                    <a:blip r:embed="rId9"/>
                     <a:stretch>
                       <a:fillRect/>
                     </a:stretch>
@@ -926,174 +1543,124 @@
     </w:p>
     <w:p>
       <w:pPr>
-        <w:spacing w:after="0" w:line="240" w:lineRule="auto"/>
-        <w:ind w:left="360"/>
+        <w:spacing w:after="0" w:line="360" w:lineRule="auto"/>
+        <w:ind w:firstLine="709"/>
+        <w:jc w:val="center"/>
+        <w:rPr>
+          <w:rFonts w:ascii="Times New Roman" w:hAnsi="Times New Roman" w:cs="Times New Roman"/>
+          <w:sz w:val="36"/>
+          <w:szCs w:val="36"/>
+        </w:rPr>
+      </w:pPr>
+      <w:r>
+        <w:rPr>
+          <w:rFonts w:ascii="Times New Roman" w:hAnsi="Times New Roman" w:cs="Times New Roman"/>
+          <w:sz w:val="36"/>
+          <w:szCs w:val="36"/>
+        </w:rPr>
+        <w:lastRenderedPageBreak/>
+        <w:t>Контрольные вопросы</w:t>
+      </w:r>
+    </w:p>
+    <w:p>
+      <w:pPr>
+        <w:spacing w:after="0" w:line="360" w:lineRule="auto"/>
+        <w:ind w:firstLine="709"/>
         <w:jc w:val="both"/>
         <w:rPr>
-          <w:rStyle w:val="a9"/>
-          <w:rFonts w:ascii="Times New Roman" w:hAnsi="Times New Roman" w:cs="Times New Roman"/>
-          <w:iCs/>
-          <w:color w:val="141412"/>
-          <w:shd w:val="clear" w:color="auto" w:fill="FFFFFF"/>
-        </w:rPr>
-      </w:pPr>
-      <w:r>
-        <w:rPr>
-          <w:rStyle w:val="a9"/>
-          <w:rFonts w:ascii="Times New Roman" w:hAnsi="Times New Roman" w:cs="Times New Roman"/>
-          <w:iCs/>
-          <w:color w:val="141412"/>
-          <w:shd w:val="clear" w:color="auto" w:fill="FFFFFF"/>
-        </w:rPr>
-        <w:lastRenderedPageBreak/>
-        <w:t>Контрольные вопросы:</w:t>
-      </w:r>
-    </w:p>
-    <w:p>
-      <w:pPr>
-        <w:pStyle w:val="a8"/>
-        <w:spacing w:before="0" w:beforeAutospacing="0" w:after="0" w:afterAutospacing="0"/>
-        <w:ind w:firstLine="567"/>
-        <w:rPr>
-          <w:b/>
-        </w:rPr>
-      </w:pPr>
-    </w:p>
-    <w:p>
-      <w:pPr>
-        <w:pStyle w:val="a8"/>
-        <w:numPr>
-          <w:ilvl w:val="0"/>
-          <w:numId w:val="3"/>
-        </w:numPr>
-        <w:spacing w:before="0" w:beforeAutospacing="0" w:after="0" w:afterAutospacing="0"/>
-      </w:pPr>
-      <w:r>
-        <w:t>Что такое ТЗ</w:t>
-      </w:r>
-      <w:r>
-        <w:rPr>
-          <w:lang w:val="en-US"/>
-        </w:rPr>
-        <w:t>?</w:t>
-      </w:r>
-    </w:p>
-    <w:p>
-      <w:pPr>
-        <w:pStyle w:val="a8"/>
-        <w:numPr>
-          <w:ilvl w:val="0"/>
-          <w:numId w:val="3"/>
-        </w:numPr>
-        <w:spacing w:before="0" w:beforeAutospacing="0" w:after="0" w:afterAutospacing="0"/>
-      </w:pPr>
-      <w:r>
-        <w:t>Что такое руководство пользователя</w:t>
-      </w:r>
-      <w:r>
-        <w:rPr>
-          <w:lang w:val="en-US"/>
-        </w:rPr>
-        <w:t>?</w:t>
-      </w:r>
-    </w:p>
-    <w:p>
-      <w:pPr>
-        <w:pStyle w:val="a8"/>
-        <w:numPr>
-          <w:ilvl w:val="0"/>
-          <w:numId w:val="3"/>
-        </w:numPr>
-        <w:spacing w:before="0" w:beforeAutospacing="0" w:after="0" w:afterAutospacing="0"/>
-      </w:pPr>
-      <w:r>
-        <w:t>Что такое руководство администратора</w:t>
-      </w:r>
-      <w:r>
-        <w:rPr>
-          <w:lang w:val="en-US"/>
-        </w:rPr>
-        <w:t>?</w:t>
-      </w:r>
-    </w:p>
-    <w:p>
-      <w:pPr>
-        <w:pStyle w:val="a8"/>
-        <w:numPr>
-          <w:ilvl w:val="0"/>
-          <w:numId w:val="3"/>
-        </w:numPr>
-        <w:spacing w:before="0" w:beforeAutospacing="0" w:after="0" w:afterAutospacing="0"/>
-        <w:rPr>
-          <w:rStyle w:val="a9"/>
-          <w:b w:val="0"/>
-          <w:bCs w:val="0"/>
-        </w:rPr>
-      </w:pPr>
-      <w:r>
-        <w:t xml:space="preserve">Что такое руководство </w:t>
-      </w:r>
-      <w:r>
-        <w:rPr>
-          <w:rStyle w:val="a9"/>
-          <w:iCs/>
-          <w:color w:val="141412"/>
-          <w:shd w:val="clear" w:color="auto" w:fill="FFFFFF"/>
-        </w:rPr>
-        <w:t>по техническому обслуживанию?</w:t>
-      </w:r>
-    </w:p>
-    <w:p>
-      <w:pPr>
-        <w:pStyle w:val="a8"/>
-        <w:numPr>
-          <w:ilvl w:val="0"/>
-          <w:numId w:val="3"/>
-        </w:numPr>
-        <w:spacing w:before="0" w:beforeAutospacing="0" w:after="0" w:afterAutospacing="0"/>
-      </w:pPr>
-      <w:r>
-        <w:t>Что относиться к эксплуатационным документам</w:t>
-      </w:r>
-      <w:r>
-        <w:t>?</w:t>
-      </w:r>
-    </w:p>
-    <w:p>
-      <w:pPr>
-        <w:pStyle w:val="a8"/>
-        <w:spacing w:before="0" w:beforeAutospacing="0" w:after="0" w:afterAutospacing="0"/>
-        <w:ind w:left="927"/>
-      </w:pPr>
-      <w:r>
-        <w:t>Ответ:</w:t>
-      </w:r>
-    </w:p>
-    <w:p>
-      <w:pPr>
-        <w:pStyle w:val="a8"/>
-        <w:numPr>
-          <w:ilvl w:val="0"/>
-          <w:numId w:val="4"/>
-        </w:numPr>
-        <w:spacing w:before="0" w:beforeAutospacing="0" w:after="0" w:afterAutospacing="0"/>
-      </w:pPr>
-      <w:r>
-        <w:t>Техническое задание-</w:t>
-      </w:r>
-      <w:r>
-        <w:t xml:space="preserve">документ, </w:t>
-      </w:r>
-      <w:proofErr w:type="gramStart"/>
-      <w:r>
-        <w:t>который</w:t>
-      </w:r>
-      <w:proofErr w:type="gramEnd"/>
-      <w:r>
-        <w:t xml:space="preserve"> содержит описание требований к создав</w:t>
-      </w:r>
-      <w:bookmarkStart w:id="2" w:name="_GoBack"/>
-      <w:bookmarkEnd w:id="2"/>
+          <w:rFonts w:ascii="Times New Roman" w:hAnsi="Times New Roman" w:cs="Times New Roman"/>
+          <w:sz w:val="28"/>
+          <w:szCs w:val="28"/>
+        </w:rPr>
+      </w:pPr>
+      <w:r>
+        <w:rPr>
+          <w:rFonts w:ascii="Times New Roman" w:hAnsi="Times New Roman" w:cs="Times New Roman"/>
+          <w:sz w:val="28"/>
+          <w:szCs w:val="28"/>
+        </w:rPr>
+        <w:t>1.  ТЗ  (техническое задание) - это документ, который содержит описание требований к создаваемому продукту или проекту. Он определяет цели, задачи, функциональные и нефункциональные требования, а также условия выполнения работы.</w:t>
+      </w:r>
+    </w:p>
+    <w:p>
+      <w:pPr>
+        <w:spacing w:after="0" w:line="360" w:lineRule="auto"/>
+        <w:ind w:firstLine="709"/>
+        <w:jc w:val="both"/>
+        <w:rPr>
+          <w:rFonts w:ascii="Times New Roman" w:hAnsi="Times New Roman" w:cs="Times New Roman"/>
+          <w:sz w:val="28"/>
+          <w:szCs w:val="28"/>
+        </w:rPr>
+      </w:pPr>
+      <w:r>
+        <w:rPr>
+          <w:rFonts w:ascii="Times New Roman" w:hAnsi="Times New Roman" w:cs="Times New Roman"/>
+          <w:sz w:val="28"/>
+          <w:szCs w:val="28"/>
+        </w:rPr>
+        <w:t>2.  Руководство пользователя  - это документ, предназначенный для конечных пользователей продукта или услуги. В нем содержится информация о том, как пользоваться продуктом, его основные функции, инструкции по установке, настройке и использованию.</w:t>
+      </w:r>
+    </w:p>
+    <w:p>
+      <w:pPr>
+        <w:spacing w:after="0" w:line="360" w:lineRule="auto"/>
+        <w:ind w:firstLine="709"/>
+        <w:jc w:val="both"/>
+        <w:rPr>
+          <w:rFonts w:ascii="Times New Roman" w:hAnsi="Times New Roman" w:cs="Times New Roman"/>
+          <w:sz w:val="28"/>
+          <w:szCs w:val="28"/>
+        </w:rPr>
+      </w:pPr>
+      <w:r>
+        <w:rPr>
+          <w:rFonts w:ascii="Times New Roman" w:hAnsi="Times New Roman" w:cs="Times New Roman"/>
+          <w:sz w:val="28"/>
+          <w:szCs w:val="28"/>
+        </w:rPr>
+        <w:t>3.  Руководство администратора  - это документ, направленный на технических специалистов или администраторов системы. Он содержит инструкции по установке, настройке, обслуживанию и управлению продуктом или системой.</w:t>
+      </w:r>
+    </w:p>
+    <w:p>
+      <w:pPr>
+        <w:spacing w:after="0" w:line="360" w:lineRule="auto"/>
+        <w:ind w:firstLine="709"/>
+        <w:jc w:val="both"/>
+        <w:rPr>
+          <w:rFonts w:ascii="Times New Roman" w:hAnsi="Times New Roman" w:cs="Times New Roman"/>
+          <w:sz w:val="28"/>
+          <w:szCs w:val="28"/>
+        </w:rPr>
+      </w:pPr>
+      <w:r>
+        <w:rPr>
+          <w:rFonts w:ascii="Times New Roman" w:hAnsi="Times New Roman" w:cs="Times New Roman"/>
+          <w:sz w:val="28"/>
+          <w:szCs w:val="28"/>
+        </w:rPr>
+        <w:t>4.  Руководство по техническому обслуживанию  - это документ, который описывает процедуры по обслуживанию и ремонту продукта или оборудования. В нем могут содержаться инструкции по предотвращению поломок, техническому обслуживанию, замене запчастей и т. д.</w:t>
+      </w:r>
+    </w:p>
+    <w:p>
+      <w:pPr>
+        <w:spacing w:after="0" w:line="360" w:lineRule="auto"/>
+        <w:ind w:firstLine="709"/>
+        <w:jc w:val="both"/>
+        <w:rPr>
+          <w:rFonts w:ascii="Times New Roman" w:hAnsi="Times New Roman" w:cs="Times New Roman"/>
+          <w:sz w:val="28"/>
+          <w:szCs w:val="28"/>
+        </w:rPr>
+      </w:pPr>
+      <w:r>
+        <w:rPr>
+          <w:rFonts w:ascii="Times New Roman" w:hAnsi="Times New Roman" w:cs="Times New Roman"/>
+          <w:sz w:val="28"/>
+          <w:szCs w:val="28"/>
+        </w:rPr>
+        <w:t>5.  Эксплуатационные документы  - это общее название для всех документов, необходимых для использования, обслуживания и управления продуктом или системой. Это может включать в себя руководства пользователя, руководства администратора, руководства по техническому обслуживанию, инструкции по безопасности, гарантийные обязательства и т. д.</w:t>
+      </w:r>
     </w:p>
     <w:p>
       <w:pPr>
@@ -2449,4 +3016,16 @@
   <a:objectDefaults/>
   <a:extraClrSchemeLst/>
 </a:theme>
+</file>
+
+<file path=customXml/item1.xml><?xml version="1.0" encoding="utf-8"?>
+<b:Sources xmlns:b="http://schemas.openxmlformats.org/officeDocument/2006/bibliography" xmlns="http://schemas.openxmlformats.org/officeDocument/2006/bibliography" SelectedStyle="\APA.XSL" StyleName="APA"/>
+</file>
+
+<file path=customXml/itemProps1.xml><?xml version="1.0" encoding="utf-8"?>
+<ds:datastoreItem xmlns:ds="http://schemas.openxmlformats.org/officeDocument/2006/customXml" ds:itemID="{69562695-D233-44ED-8FBB-8B1D570AC0A1}">
+  <ds:schemaRefs>
+    <ds:schemaRef ds:uri="http://schemas.openxmlformats.org/officeDocument/2006/bibliography"/>
+  </ds:schemaRefs>
+</ds:datastoreItem>
 </file>